--- a/Go_nogo Smart city.docx
+++ b/Go_nogo Smart city.docx
@@ -6181,14 +6181,6 @@
         <w:gridCol w:w="1858"/>
       </w:tblGrid>
       <w:tr>
-        <w:tblPrEx>
-          <w:tblCellMar>
-            <w:top w:w="5" w:type="dxa"/>
-            <w:left w:w="107" w:type="dxa"/>
-            <w:bottom w:w="0" w:type="dxa"/>
-            <w:right w:w="109" w:type="dxa"/>
-          </w:tblCellMar>
-        </w:tblPrEx>
         <w:trPr>
           <w:trHeight w:val="2127" w:hRule="atLeast"/>
         </w:trPr>
@@ -7316,8 +7308,6 @@
       <w:r>
         <w:t> Le volet logiciel de SmartCas EnergyChain constitue le cœur intelligent du système. Si le matériel assure la collecte et la transmission des données, ce sont les solutions logicielles qui permettent leur traitement, leur analyse et leur restitution aux utilisateurs. Les logiciels choisis doivent répondre à plusieurs exigences : fiabilité, interopérabilité avec le matériel, capacité d’analyse prédictive et convivialité pour les acteurs humains (consommateurs, producteurs, administrateurs)</w:t>
       </w:r>
-      <w:bookmarkStart w:id="27" w:name="_GoBack"/>
-      <w:bookmarkEnd w:id="27"/>
     </w:p>
     <w:p>
       <w:pPr>
@@ -7692,7 +7682,7 @@
         <w:jc w:val="both"/>
       </w:pPr>
       <w:r>
-        <w:t>Ce chapitre présente les principales technologies logicielles intégrées dans le projet, en mettant en évidence leur rôle spécifique et leur complémentarité. Ensemble, elles assurent la cohérence du système, depuis la collecte des données jusqu’à la validation des transactions énergétiques et leur visualisation en temps réel. </w:t>
+        <w:t>Ce chapitre présente les principales technologies logicielles intégrées dans le projet, en mettant en évidence leur rôle spécifique et leur complémentarité. Ensemble, elles assurent la cohérence du système, depuis la collecte des données jusqu’à la validation des transactions énergétiques et leur visualisation en temps réel.</w:t>
       </w:r>
     </w:p>
     <w:p>
@@ -7705,156 +7695,133 @@
         <w:pStyle w:val="22"/>
         <w:spacing w:line="360" w:lineRule="auto"/>
       </w:pPr>
-      <w:bookmarkStart w:id="23" w:name="_Toc18909"/>
-      <w:r>
-        <w:t>CHAPITRE IV : ORGANISATION DU GROUPE</w:t>
+      <w:bookmarkStart w:id="23" w:name="_Toc9289"/>
+      <w:r>
+        <w:t>CHAPITRES V : PLANIFICATION DU PROJET</w:t>
       </w:r>
       <w:bookmarkEnd w:id="23"/>
-    </w:p>
-    <w:p>
-      <w:pPr>
-        <w:spacing w:line="360" w:lineRule="auto"/>
-      </w:pPr>
-    </w:p>
-    <w:p>
-      <w:pPr>
-        <w:spacing w:line="360" w:lineRule="auto"/>
-      </w:pPr>
-    </w:p>
-    <w:p>
-      <w:pPr>
-        <w:spacing w:line="360" w:lineRule="auto"/>
-      </w:pPr>
-    </w:p>
-    <w:p>
-      <w:pPr>
-        <w:spacing w:line="360" w:lineRule="auto"/>
-      </w:pPr>
-    </w:p>
-    <w:p>
-      <w:pPr>
-        <w:spacing w:line="360" w:lineRule="auto"/>
-      </w:pPr>
-    </w:p>
-    <w:p>
-      <w:pPr>
-        <w:spacing w:line="360" w:lineRule="auto"/>
-      </w:pPr>
-    </w:p>
-    <w:p>
-      <w:pPr>
-        <w:spacing w:line="360" w:lineRule="auto"/>
-      </w:pPr>
-    </w:p>
-    <w:p>
-      <w:pPr>
-        <w:spacing w:line="360" w:lineRule="auto"/>
-      </w:pPr>
-    </w:p>
-    <w:p>
-      <w:pPr>
-        <w:spacing w:line="360" w:lineRule="auto"/>
-      </w:pPr>
-    </w:p>
-    <w:p>
-      <w:pPr>
-        <w:spacing w:line="360" w:lineRule="auto"/>
-      </w:pPr>
-    </w:p>
-    <w:p>
-      <w:pPr>
-        <w:spacing w:line="360" w:lineRule="auto"/>
-      </w:pPr>
-    </w:p>
-    <w:p>
-      <w:pPr>
-        <w:spacing w:line="360" w:lineRule="auto"/>
-      </w:pPr>
-    </w:p>
-    <w:p>
-      <w:pPr>
-        <w:spacing w:line="360" w:lineRule="auto"/>
-      </w:pPr>
-    </w:p>
-    <w:p>
-      <w:pPr>
-        <w:spacing w:line="360" w:lineRule="auto"/>
-      </w:pPr>
-    </w:p>
-    <w:p>
-      <w:pPr>
-        <w:spacing w:line="360" w:lineRule="auto"/>
-      </w:pPr>
-    </w:p>
-    <w:p>
-      <w:pPr>
-        <w:spacing w:line="360" w:lineRule="auto"/>
-      </w:pPr>
-    </w:p>
-    <w:p>
-      <w:pPr>
-        <w:spacing w:line="360" w:lineRule="auto"/>
-      </w:pPr>
-    </w:p>
-    <w:p>
-      <w:pPr>
-        <w:spacing w:line="360" w:lineRule="auto"/>
-      </w:pPr>
-    </w:p>
-    <w:p>
-      <w:pPr>
-        <w:spacing w:line="360" w:lineRule="auto"/>
-      </w:pPr>
-    </w:p>
-    <w:p>
-      <w:pPr>
-        <w:spacing w:line="360" w:lineRule="auto"/>
-      </w:pPr>
-    </w:p>
-    <w:p>
-      <w:pPr>
-        <w:spacing w:line="360" w:lineRule="auto"/>
-      </w:pPr>
-    </w:p>
-    <w:p>
-      <w:pPr>
-        <w:spacing w:line="360" w:lineRule="auto"/>
-      </w:pPr>
-    </w:p>
-    <w:p>
-      <w:pPr>
-        <w:spacing w:line="360" w:lineRule="auto"/>
-      </w:pPr>
-    </w:p>
-    <w:p>
-      <w:pPr>
-        <w:spacing w:line="360" w:lineRule="auto"/>
-      </w:pPr>
-    </w:p>
-    <w:p>
-      <w:pPr>
-        <w:spacing w:line="360" w:lineRule="auto"/>
-      </w:pPr>
-    </w:p>
-    <w:p>
-      <w:pPr>
-        <w:spacing w:line="360" w:lineRule="auto"/>
-      </w:pPr>
-    </w:p>
-    <w:p>
-      <w:pPr>
-        <w:spacing w:line="360" w:lineRule="auto"/>
-      </w:pPr>
-    </w:p>
-    <w:p>
-      <w:pPr>
-        <w:spacing w:line="360" w:lineRule="auto"/>
-      </w:pPr>
-    </w:p>
-    <w:p>
-      <w:pPr>
-        <w:spacing w:line="360" w:lineRule="auto"/>
-      </w:pPr>
+      <w:r>
+        <w:t xml:space="preserve"> </w:t>
+      </w:r>
+    </w:p>
+    <w:p>
+      <w:r>
+        <w:drawing>
+          <wp:inline distT="0" distB="0" distL="114300" distR="114300">
+            <wp:extent cx="5755005" cy="2696845"/>
+            <wp:effectExtent l="0" t="0" r="10795" b="8255"/>
+            <wp:docPr id="1" name="Image 1"/>
+            <wp:cNvGraphicFramePr>
+              <a:graphicFrameLocks xmlns:a="http://schemas.openxmlformats.org/drawingml/2006/main" noChangeAspect="1"/>
+            </wp:cNvGraphicFramePr>
+            <a:graphic xmlns:a="http://schemas.openxmlformats.org/drawingml/2006/main">
+              <a:graphicData uri="http://schemas.openxmlformats.org/drawingml/2006/picture">
+                <pic:pic xmlns:pic="http://schemas.openxmlformats.org/drawingml/2006/picture">
+                  <pic:nvPicPr>
+                    <pic:cNvPr id="1" name="Image 1"/>
+                    <pic:cNvPicPr>
+                      <a:picLocks noChangeAspect="1"/>
+                    </pic:cNvPicPr>
+                  </pic:nvPicPr>
+                  <pic:blipFill>
+                    <a:blip r:embed="rId22"/>
+                    <a:stretch>
+                      <a:fillRect/>
+                    </a:stretch>
+                  </pic:blipFill>
+                  <pic:spPr>
+                    <a:xfrm>
+                      <a:off x="0" y="0"/>
+                      <a:ext cx="5755005" cy="2696845"/>
+                    </a:xfrm>
+                    <a:prstGeom prst="rect">
+                      <a:avLst/>
+                    </a:prstGeom>
+                    <a:noFill/>
+                    <a:ln>
+                      <a:noFill/>
+                    </a:ln>
+                  </pic:spPr>
+                </pic:pic>
+              </a:graphicData>
+            </a:graphic>
+          </wp:inline>
+        </w:drawing>
+      </w:r>
+    </w:p>
+    <w:p>
+      <w:pPr>
+        <w:spacing w:line="360" w:lineRule="auto"/>
+        <w:jc w:val="center"/>
+      </w:pPr>
+      <w:r>
+        <w:rPr>
+          <w:rStyle w:val="13"/>
+          <w:rFonts w:ascii="Segoe UI" w:hAnsi="Segoe UI" w:eastAsia="Segoe UI" w:cs="Segoe UI"/>
+          <w:b/>
+          <w:bCs/>
+          <w:i w:val="0"/>
+          <w:iCs w:val="0"/>
+          <w:caps w:val="0"/>
+          <w:color w:val="0F1115"/>
+          <w:spacing w:val="0"/>
+          <w:sz w:val="16"/>
+          <w:szCs w:val="16"/>
+          <w:shd w:val="clear" w:fill="FFFFFF"/>
+        </w:rPr>
+        <w:t>Roadmap de Développement Smart City</w:t>
+      </w:r>
+    </w:p>
+    <w:p>
+      <w:pPr>
+        <w:spacing w:line="360" w:lineRule="auto"/>
+        <w:rPr>
+          <w:rFonts w:hint="default" w:ascii="Times New Roman" w:hAnsi="Times New Roman" w:cs="Times New Roman"/>
+          <w:sz w:val="24"/>
+          <w:szCs w:val="24"/>
+        </w:rPr>
+      </w:pPr>
+      <w:r>
+        <w:rPr>
+          <w:rFonts w:hint="default" w:ascii="Times New Roman" w:hAnsi="Times New Roman" w:eastAsia="Segoe UI" w:cs="Times New Roman"/>
+          <w:i w:val="0"/>
+          <w:iCs w:val="0"/>
+          <w:caps w:val="0"/>
+          <w:color w:val="0F1115"/>
+          <w:spacing w:val="0"/>
+          <w:sz w:val="24"/>
+          <w:szCs w:val="24"/>
+          <w:shd w:val="clear" w:fill="FFFFFF"/>
+        </w:rPr>
+        <w:t>Cette section présente la planification détaillée du projet Smart City, structurée selon une logique séquentielle et itérative. Organisée sous forme de diagramme de Gantt, elle permet de visualiser clairement l'enchaînement des différentes phases, depuis la conception matérielle jusqu'au déploiement des capteurs et à l'intégration IA. Chaque couche du système — physique, capteurs, data, visualisation — est associée à des tâches spécifiques, avec un suivi de leur état d'avancement (À faire, En cours, Terminé). Cette approche facilite la gestion des délais, l'allocation des ressources et le suivi des jalons clés, tout en assurant une coordination efficace entre les étapes de développement du prototype.</w:t>
+      </w:r>
+    </w:p>
+    <w:p>
+      <w:pPr>
+        <w:spacing w:line="360" w:lineRule="auto"/>
+      </w:pPr>
+    </w:p>
+    <w:p>
+      <w:pPr>
+        <w:spacing w:line="360" w:lineRule="auto"/>
+      </w:pPr>
+    </w:p>
+    <w:p>
+      <w:pPr>
+        <w:spacing w:line="360" w:lineRule="auto"/>
+      </w:pPr>
+    </w:p>
+    <w:p>
+      <w:pPr>
+        <w:spacing w:line="360" w:lineRule="auto"/>
+      </w:pPr>
+    </w:p>
+    <w:p>
+      <w:pPr>
+        <w:spacing w:line="360" w:lineRule="auto"/>
+      </w:pPr>
+      <w:bookmarkStart w:id="25" w:name="_GoBack"/>
+      <w:bookmarkEnd w:id="25"/>
     </w:p>
     <w:p>
       <w:pPr>
@@ -7865,85 +7832,13 @@
       <w:pPr>
         <w:pStyle w:val="22"/>
         <w:spacing w:line="360" w:lineRule="auto"/>
-      </w:pPr>
-      <w:bookmarkStart w:id="24" w:name="_Toc9289"/>
-      <w:r>
-        <w:t>CHAPITRES V : PLANIFICATION DU PROJET</w:t>
+        <w:jc w:val="center"/>
+      </w:pPr>
+      <w:bookmarkStart w:id="24" w:name="_Toc3166"/>
+      <w:r>
+        <w:t>CONCLUSION</w:t>
       </w:r>
       <w:bookmarkEnd w:id="24"/>
-      <w:r>
-        <w:t xml:space="preserve"> </w:t>
-      </w:r>
-    </w:p>
-    <w:p>
-      <w:pPr>
-        <w:pStyle w:val="3"/>
-        <w:numPr>
-          <w:ilvl w:val="0"/>
-          <w:numId w:val="29"/>
-        </w:numPr>
-        <w:spacing w:line="360" w:lineRule="auto"/>
-      </w:pPr>
-      <w:bookmarkStart w:id="25" w:name="_Toc25369"/>
-      <w:r>
-        <w:t>Gant</w:t>
-      </w:r>
-      <w:bookmarkEnd w:id="25"/>
-      <w:r>
-        <w:t xml:space="preserve"> </w:t>
-      </w:r>
-    </w:p>
-    <w:p>
-      <w:pPr>
-        <w:spacing w:line="360" w:lineRule="auto"/>
-      </w:pPr>
-    </w:p>
-    <w:p>
-      <w:pPr>
-        <w:spacing w:line="360" w:lineRule="auto"/>
-      </w:pPr>
-    </w:p>
-    <w:p>
-      <w:pPr>
-        <w:spacing w:line="360" w:lineRule="auto"/>
-      </w:pPr>
-    </w:p>
-    <w:p>
-      <w:pPr>
-        <w:spacing w:line="360" w:lineRule="auto"/>
-      </w:pPr>
-    </w:p>
-    <w:p>
-      <w:pPr>
-        <w:spacing w:line="360" w:lineRule="auto"/>
-      </w:pPr>
-    </w:p>
-    <w:p>
-      <w:pPr>
-        <w:spacing w:line="360" w:lineRule="auto"/>
-      </w:pPr>
-    </w:p>
-    <w:p>
-      <w:pPr>
-        <w:spacing w:line="360" w:lineRule="auto"/>
-      </w:pPr>
-    </w:p>
-    <w:p>
-      <w:pPr>
-        <w:spacing w:line="360" w:lineRule="auto"/>
-      </w:pPr>
-    </w:p>
-    <w:p>
-      <w:pPr>
-        <w:pStyle w:val="22"/>
-        <w:spacing w:line="360" w:lineRule="auto"/>
-        <w:jc w:val="center"/>
-      </w:pPr>
-      <w:bookmarkStart w:id="26" w:name="_Toc3166"/>
-      <w:r>
-        <w:t>CONCLUSION</w:t>
-      </w:r>
-      <w:bookmarkEnd w:id="26"/>
     </w:p>
     <w:p>
       <w:pPr>
@@ -7999,8 +7894,83 @@
     </w:p>
     <w:p>
       <w:pPr>
-        <w:spacing w:line="360" w:lineRule="auto"/>
-      </w:pPr>
+        <w:pStyle w:val="2"/>
+        <w:bidi w:val="0"/>
+        <w:rPr>
+          <w:rFonts w:hint="default"/>
+          <w:lang w:val="fr-FR"/>
+        </w:rPr>
+      </w:pPr>
+      <w:r>
+        <w:rPr>
+          <w:rFonts w:hint="default"/>
+          <w:lang w:val="fr-FR"/>
+        </w:rPr>
+        <w:t>ANNEXE</w:t>
+      </w:r>
+    </w:p>
+    <w:p>
+      <w:pPr>
+        <w:spacing w:line="360" w:lineRule="auto"/>
+        <w:rPr>
+          <w:rFonts w:hint="default" w:ascii="Times New Roman" w:hAnsi="Times New Roman" w:cs="Times New Roman"/>
+          <w:lang w:val="fr-FR"/>
+        </w:rPr>
+      </w:pPr>
+      <w:r>
+        <w:rPr>
+          <w:rFonts w:hint="default" w:ascii="Times New Roman" w:hAnsi="Times New Roman" w:eastAsia="SimSun" w:cs="Times New Roman"/>
+          <w:sz w:val="24"/>
+          <w:szCs w:val="24"/>
+        </w:rPr>
+        <w:t>Le code source complet de ce projet est disponible en ligne sur la plateforme GitHub. Il peut être consulté via le lien suivant :</w:t>
+      </w:r>
+    </w:p>
+    <w:p>
+      <w:pPr>
+        <w:spacing w:line="360" w:lineRule="auto"/>
+      </w:pPr>
+      <w:r>
+        <w:rPr>
+          <w:rFonts w:ascii="SimSun" w:hAnsi="SimSun" w:eastAsia="SimSun" w:cs="SimSun"/>
+          <w:sz w:val="24"/>
+          <w:szCs w:val="24"/>
+        </w:rPr>
+        <w:fldChar w:fldCharType="begin"/>
+      </w:r>
+      <w:r>
+        <w:rPr>
+          <w:rFonts w:ascii="SimSun" w:hAnsi="SimSun" w:eastAsia="SimSun" w:cs="SimSun"/>
+          <w:sz w:val="24"/>
+          <w:szCs w:val="24"/>
+        </w:rPr>
+        <w:instrText xml:space="preserve"> HYPERLINK "https://github.com/Ramadiaw12/smart_city" </w:instrText>
+      </w:r>
+      <w:r>
+        <w:rPr>
+          <w:rFonts w:ascii="SimSun" w:hAnsi="SimSun" w:eastAsia="SimSun" w:cs="SimSun"/>
+          <w:sz w:val="24"/>
+          <w:szCs w:val="24"/>
+        </w:rPr>
+        <w:fldChar w:fldCharType="separate"/>
+      </w:r>
+      <w:r>
+        <w:rPr>
+          <w:rStyle w:val="12"/>
+          <w:rFonts w:ascii="SimSun" w:hAnsi="SimSun" w:eastAsia="SimSun" w:cs="SimSun"/>
+          <w:sz w:val="24"/>
+          <w:szCs w:val="24"/>
+        </w:rPr>
+        <w:t>Ramadiaw12/smart_city</w:t>
+      </w:r>
+      <w:r>
+        <w:rPr>
+          <w:rFonts w:ascii="SimSun" w:hAnsi="SimSun" w:eastAsia="SimSun" w:cs="SimSun"/>
+          <w:sz w:val="24"/>
+          <w:szCs w:val="24"/>
+        </w:rPr>
+        <w:fldChar w:fldCharType="end"/>
+      </w:r>
     </w:p>
     <w:sectPr>
       <w:headerReference r:id="rId6" w:type="first"/>
@@ -8743,92 +8713,6 @@
     </w:lvl>
   </w:abstractNum>
   <w:abstractNum w:abstractNumId="1">
-    <w:nsid w:val="098A21C1"/>
-    <w:multiLevelType w:val="multilevel"/>
-    <w:tmpl w:val="098A21C1"/>
-    <w:lvl w:ilvl="0" w:tentative="0">
-      <w:start w:val="1"/>
-      <w:numFmt w:val="decimal"/>
-      <w:lvlText w:val="%1."/>
-      <w:lvlJc w:val="left"/>
-      <w:pPr>
-        <w:ind w:left="720" w:hanging="360"/>
-      </w:pPr>
-    </w:lvl>
-    <w:lvl w:ilvl="1" w:tentative="0">
-      <w:start w:val="1"/>
-      <w:numFmt w:val="lowerLetter"/>
-      <w:lvlText w:val="%2."/>
-      <w:lvlJc w:val="left"/>
-      <w:pPr>
-        <w:ind w:left="1440" w:hanging="360"/>
-      </w:pPr>
-    </w:lvl>
-    <w:lvl w:ilvl="2" w:tentative="0">
-      <w:start w:val="1"/>
-      <w:numFmt w:val="lowerRoman"/>
-      <w:lvlText w:val="%3."/>
-      <w:lvlJc w:val="right"/>
-      <w:pPr>
-        <w:ind w:left="2160" w:hanging="180"/>
-      </w:pPr>
-    </w:lvl>
-    <w:lvl w:ilvl="3" w:tentative="0">
-      <w:start w:val="1"/>
-      <w:numFmt w:val="decimal"/>
-      <w:lvlText w:val="%4."/>
-      <w:lvlJc w:val="left"/>
-      <w:pPr>
-        <w:ind w:left="2880" w:hanging="360"/>
-      </w:pPr>
-    </w:lvl>
-    <w:lvl w:ilvl="4" w:tentative="0">
-      <w:start w:val="1"/>
-      <w:numFmt w:val="lowerLetter"/>
-      <w:lvlText w:val="%5."/>
-      <w:lvlJc w:val="left"/>
-      <w:pPr>
-        <w:ind w:left="3600" w:hanging="360"/>
-      </w:pPr>
-    </w:lvl>
-    <w:lvl w:ilvl="5" w:tentative="0">
-      <w:start w:val="1"/>
-      <w:numFmt w:val="lowerRoman"/>
-      <w:lvlText w:val="%6."/>
-      <w:lvlJc w:val="right"/>
-      <w:pPr>
-        <w:ind w:left="4320" w:hanging="180"/>
-      </w:pPr>
-    </w:lvl>
-    <w:lvl w:ilvl="6" w:tentative="0">
-      <w:start w:val="1"/>
-      <w:numFmt w:val="decimal"/>
-      <w:lvlText w:val="%7."/>
-      <w:lvlJc w:val="left"/>
-      <w:pPr>
-        <w:ind w:left="5040" w:hanging="360"/>
-      </w:pPr>
-    </w:lvl>
-    <w:lvl w:ilvl="7" w:tentative="0">
-      <w:start w:val="1"/>
-      <w:numFmt w:val="lowerLetter"/>
-      <w:lvlText w:val="%8."/>
-      <w:lvlJc w:val="left"/>
-      <w:pPr>
-        <w:ind w:left="5760" w:hanging="360"/>
-      </w:pPr>
-    </w:lvl>
-    <w:lvl w:ilvl="8" w:tentative="0">
-      <w:start w:val="1"/>
-      <w:numFmt w:val="lowerRoman"/>
-      <w:lvlText w:val="%9."/>
-      <w:lvlJc w:val="right"/>
-      <w:pPr>
-        <w:ind w:left="6480" w:hanging="180"/>
-      </w:pPr>
-    </w:lvl>
-  </w:abstractNum>
-  <w:abstractNum w:abstractNumId="2">
     <w:nsid w:val="0BB37E3E"/>
     <w:multiLevelType w:val="multilevel"/>
     <w:tmpl w:val="0BB37E3E"/>
@@ -8977,7 +8861,7 @@
       </w:rPr>
     </w:lvl>
   </w:abstractNum>
-  <w:abstractNum w:abstractNumId="3">
+  <w:abstractNum w:abstractNumId="2">
     <w:nsid w:val="0D9A0B1B"/>
     <w:multiLevelType w:val="multilevel"/>
     <w:tmpl w:val="0D9A0B1B"/>
@@ -9094,7 +8978,7 @@
       </w:pPr>
     </w:lvl>
   </w:abstractNum>
-  <w:abstractNum w:abstractNumId="4">
+  <w:abstractNum w:abstractNumId="3">
     <w:nsid w:val="0E6A2DE8"/>
     <w:multiLevelType w:val="multilevel"/>
     <w:tmpl w:val="0E6A2DE8"/>
@@ -9243,7 +9127,7 @@
       </w:rPr>
     </w:lvl>
   </w:abstractNum>
-  <w:abstractNum w:abstractNumId="5">
+  <w:abstractNum w:abstractNumId="4">
     <w:nsid w:val="0ED77FC9"/>
     <w:multiLevelType w:val="multilevel"/>
     <w:tmpl w:val="0ED77FC9"/>
@@ -9392,7 +9276,7 @@
       </w:rPr>
     </w:lvl>
   </w:abstractNum>
-  <w:abstractNum w:abstractNumId="6">
+  <w:abstractNum w:abstractNumId="5">
     <w:nsid w:val="176D7063"/>
     <w:multiLevelType w:val="multilevel"/>
     <w:tmpl w:val="176D7063"/>
@@ -9541,7 +9425,7 @@
       </w:rPr>
     </w:lvl>
   </w:abstractNum>
-  <w:abstractNum w:abstractNumId="7">
+  <w:abstractNum w:abstractNumId="6">
     <w:nsid w:val="20993331"/>
     <w:multiLevelType w:val="multilevel"/>
     <w:tmpl w:val="20993331"/>
@@ -9690,7 +9574,7 @@
       </w:rPr>
     </w:lvl>
   </w:abstractNum>
-  <w:abstractNum w:abstractNumId="8">
+  <w:abstractNum w:abstractNumId="7">
     <w:nsid w:val="23CE45B5"/>
     <w:multiLevelType w:val="multilevel"/>
     <w:tmpl w:val="23CE45B5"/>
@@ -9779,7 +9663,7 @@
       </w:pPr>
     </w:lvl>
   </w:abstractNum>
-  <w:abstractNum w:abstractNumId="9">
+  <w:abstractNum w:abstractNumId="8">
     <w:nsid w:val="2CA85757"/>
     <w:multiLevelType w:val="multilevel"/>
     <w:tmpl w:val="2CA85757"/>
@@ -9928,7 +9812,7 @@
       </w:rPr>
     </w:lvl>
   </w:abstractNum>
-  <w:abstractNum w:abstractNumId="10">
+  <w:abstractNum w:abstractNumId="9">
     <w:nsid w:val="2CF311DA"/>
     <w:multiLevelType w:val="multilevel"/>
     <w:tmpl w:val="2CF311DA"/>
@@ -10014,7 +9898,7 @@
       </w:pPr>
     </w:lvl>
   </w:abstractNum>
-  <w:abstractNum w:abstractNumId="11">
+  <w:abstractNum w:abstractNumId="10">
     <w:nsid w:val="2EDD17A0"/>
     <w:multiLevelType w:val="multilevel"/>
     <w:tmpl w:val="2EDD17A0"/>
@@ -10163,7 +10047,7 @@
       </w:rPr>
     </w:lvl>
   </w:abstractNum>
-  <w:abstractNum w:abstractNumId="12">
+  <w:abstractNum w:abstractNumId="11">
     <w:nsid w:val="39BE6AEC"/>
     <w:multiLevelType w:val="multilevel"/>
     <w:tmpl w:val="39BE6AEC"/>
@@ -10312,7 +10196,7 @@
       </w:rPr>
     </w:lvl>
   </w:abstractNum>
-  <w:abstractNum w:abstractNumId="13">
+  <w:abstractNum w:abstractNumId="12">
     <w:nsid w:val="3EBD08AD"/>
     <w:multiLevelType w:val="multilevel"/>
     <w:tmpl w:val="3EBD08AD"/>
@@ -10425,7 +10309,7 @@
       </w:rPr>
     </w:lvl>
   </w:abstractNum>
-  <w:abstractNum w:abstractNumId="14">
+  <w:abstractNum w:abstractNumId="13">
     <w:nsid w:val="400B2643"/>
     <w:multiLevelType w:val="multilevel"/>
     <w:tmpl w:val="400B2643"/>
@@ -10574,7 +10458,7 @@
       </w:rPr>
     </w:lvl>
   </w:abstractNum>
-  <w:abstractNum w:abstractNumId="15">
+  <w:abstractNum w:abstractNumId="14">
     <w:nsid w:val="449F4A8E"/>
     <w:multiLevelType w:val="multilevel"/>
     <w:tmpl w:val="449F4A8E"/>
@@ -10687,7 +10571,7 @@
       </w:rPr>
     </w:lvl>
   </w:abstractNum>
-  <w:abstractNum w:abstractNumId="16">
+  <w:abstractNum w:abstractNumId="15">
     <w:nsid w:val="47A6711C"/>
     <w:multiLevelType w:val="multilevel"/>
     <w:tmpl w:val="47A6711C"/>
@@ -10776,7 +10660,7 @@
       </w:pPr>
     </w:lvl>
   </w:abstractNum>
-  <w:abstractNum w:abstractNumId="17">
+  <w:abstractNum w:abstractNumId="16">
     <w:nsid w:val="482D26D8"/>
     <w:multiLevelType w:val="multilevel"/>
     <w:tmpl w:val="482D26D8"/>
@@ -10893,7 +10777,7 @@
       </w:pPr>
     </w:lvl>
   </w:abstractNum>
-  <w:abstractNum w:abstractNumId="18">
+  <w:abstractNum w:abstractNumId="17">
     <w:nsid w:val="49440340"/>
     <w:multiLevelType w:val="multilevel"/>
     <w:tmpl w:val="49440340"/>
@@ -11042,7 +10926,7 @@
       </w:rPr>
     </w:lvl>
   </w:abstractNum>
-  <w:abstractNum w:abstractNumId="19">
+  <w:abstractNum w:abstractNumId="18">
     <w:nsid w:val="5C0E4AE3"/>
     <w:multiLevelType w:val="multilevel"/>
     <w:tmpl w:val="5C0E4AE3"/>
@@ -11155,7 +11039,7 @@
       </w:rPr>
     </w:lvl>
   </w:abstractNum>
-  <w:abstractNum w:abstractNumId="20">
+  <w:abstractNum w:abstractNumId="19">
     <w:nsid w:val="618B5863"/>
     <w:multiLevelType w:val="multilevel"/>
     <w:tmpl w:val="618B5863"/>
@@ -11304,7 +11188,7 @@
       </w:rPr>
     </w:lvl>
   </w:abstractNum>
-  <w:abstractNum w:abstractNumId="21">
+  <w:abstractNum w:abstractNumId="20">
     <w:nsid w:val="64D8079E"/>
     <w:multiLevelType w:val="multilevel"/>
     <w:tmpl w:val="64D8079E"/>
@@ -11390,7 +11274,7 @@
       </w:pPr>
     </w:lvl>
   </w:abstractNum>
-  <w:abstractNum w:abstractNumId="22">
+  <w:abstractNum w:abstractNumId="21">
     <w:nsid w:val="670D3D01"/>
     <w:multiLevelType w:val="multilevel"/>
     <w:tmpl w:val="670D3D01"/>
@@ -11539,7 +11423,7 @@
       </w:rPr>
     </w:lvl>
   </w:abstractNum>
-  <w:abstractNum w:abstractNumId="23">
+  <w:abstractNum w:abstractNumId="22">
     <w:nsid w:val="670E5447"/>
     <w:multiLevelType w:val="multilevel"/>
     <w:tmpl w:val="670E5447"/>
@@ -11688,7 +11572,7 @@
       </w:rPr>
     </w:lvl>
   </w:abstractNum>
-  <w:abstractNum w:abstractNumId="24">
+  <w:abstractNum w:abstractNumId="23">
     <w:nsid w:val="6723688C"/>
     <w:multiLevelType w:val="multilevel"/>
     <w:tmpl w:val="6723688C"/>
@@ -11774,7 +11658,7 @@
       </w:pPr>
     </w:lvl>
   </w:abstractNum>
-  <w:abstractNum w:abstractNumId="25">
+  <w:abstractNum w:abstractNumId="24">
     <w:nsid w:val="67DB143A"/>
     <w:multiLevelType w:val="multilevel"/>
     <w:tmpl w:val="67DB143A"/>
@@ -11923,7 +11807,7 @@
       </w:rPr>
     </w:lvl>
   </w:abstractNum>
-  <w:abstractNum w:abstractNumId="26">
+  <w:abstractNum w:abstractNumId="25">
     <w:nsid w:val="7902231B"/>
     <w:multiLevelType w:val="multilevel"/>
     <w:tmpl w:val="7902231B"/>
@@ -12072,7 +11956,7 @@
       </w:rPr>
     </w:lvl>
   </w:abstractNum>
-  <w:abstractNum w:abstractNumId="27">
+  <w:abstractNum w:abstractNumId="26">
     <w:nsid w:val="7AE440DD"/>
     <w:multiLevelType w:val="multilevel"/>
     <w:tmpl w:val="7AE440DD"/>
@@ -12185,7 +12069,7 @@
       </w:rPr>
     </w:lvl>
   </w:abstractNum>
-  <w:abstractNum w:abstractNumId="28">
+  <w:abstractNum w:abstractNumId="27">
     <w:nsid w:val="7EC772A4"/>
     <w:multiLevelType w:val="multilevel"/>
     <w:tmpl w:val="7EC772A4"/>
@@ -12335,91 +12219,88 @@
     </w:lvl>
   </w:abstractNum>
   <w:num w:numId="1">
+    <w:abstractNumId w:val="12"/>
+  </w:num>
+  <w:num w:numId="2">
+    <w:abstractNumId w:val="18"/>
+  </w:num>
+  <w:num w:numId="3">
+    <w:abstractNumId w:val="9"/>
+  </w:num>
+  <w:num w:numId="4">
+    <w:abstractNumId w:val="27"/>
+  </w:num>
+  <w:num w:numId="5">
+    <w:abstractNumId w:val="8"/>
+  </w:num>
+  <w:num w:numId="6">
+    <w:abstractNumId w:val="7"/>
+  </w:num>
+  <w:num w:numId="7">
+    <w:abstractNumId w:val="26"/>
+  </w:num>
+  <w:num w:numId="8">
+    <w:abstractNumId w:val="23"/>
+  </w:num>
+  <w:num w:numId="9">
+    <w:abstractNumId w:val="3"/>
+  </w:num>
+  <w:num w:numId="10">
+    <w:abstractNumId w:val="15"/>
+  </w:num>
+  <w:num w:numId="11">
+    <w:abstractNumId w:val="2"/>
+  </w:num>
+  <w:num w:numId="12">
+    <w:abstractNumId w:val="22"/>
+  </w:num>
+  <w:num w:numId="13">
+    <w:abstractNumId w:val="16"/>
+  </w:num>
+  <w:num w:numId="14">
+    <w:abstractNumId w:val="20"/>
+  </w:num>
+  <w:num w:numId="15">
+    <w:abstractNumId w:val="14"/>
+  </w:num>
+  <w:num w:numId="16">
+    <w:abstractNumId w:val="4"/>
+  </w:num>
+  <w:num w:numId="17">
+    <w:abstractNumId w:val="10"/>
+  </w:num>
+  <w:num w:numId="18">
+    <w:abstractNumId w:val="5"/>
+  </w:num>
+  <w:num w:numId="19">
+    <w:abstractNumId w:val="1"/>
+  </w:num>
+  <w:num w:numId="20">
+    <w:abstractNumId w:val="6"/>
+  </w:num>
+  <w:num w:numId="21">
+    <w:abstractNumId w:val="24"/>
+  </w:num>
+  <w:num w:numId="22">
+    <w:abstractNumId w:val="25"/>
+  </w:num>
+  <w:num w:numId="23">
     <w:abstractNumId w:val="13"/>
   </w:num>
-  <w:num w:numId="2">
-    <w:abstractNumId w:val="19"/>
-  </w:num>
-  <w:num w:numId="3">
-    <w:abstractNumId w:val="10"/>
-  </w:num>
-  <w:num w:numId="4">
-    <w:abstractNumId w:val="28"/>
-  </w:num>
-  <w:num w:numId="5">
-    <w:abstractNumId w:val="9"/>
-  </w:num>
-  <w:num w:numId="6">
-    <w:abstractNumId w:val="8"/>
-  </w:num>
-  <w:num w:numId="7">
-    <w:abstractNumId w:val="27"/>
-  </w:num>
-  <w:num w:numId="8">
-    <w:abstractNumId w:val="24"/>
-  </w:num>
-  <w:num w:numId="9">
-    <w:abstractNumId w:val="4"/>
-  </w:num>
-  <w:num w:numId="10">
-    <w:abstractNumId w:val="16"/>
-  </w:num>
-  <w:num w:numId="11">
-    <w:abstractNumId w:val="3"/>
-  </w:num>
-  <w:num w:numId="12">
-    <w:abstractNumId w:val="23"/>
-  </w:num>
-  <w:num w:numId="13">
-    <w:abstractNumId w:val="17"/>
-  </w:num>
-  <w:num w:numId="14">
-    <w:abstractNumId w:val="21"/>
-  </w:num>
-  <w:num w:numId="15">
-    <w:abstractNumId w:val="15"/>
-  </w:num>
-  <w:num w:numId="16">
-    <w:abstractNumId w:val="5"/>
-  </w:num>
-  <w:num w:numId="17">
+  <w:num w:numId="24">
     <w:abstractNumId w:val="11"/>
   </w:num>
-  <w:num w:numId="18">
-    <w:abstractNumId w:val="6"/>
-  </w:num>
-  <w:num w:numId="19">
-    <w:abstractNumId w:val="2"/>
-  </w:num>
-  <w:num w:numId="20">
-    <w:abstractNumId w:val="7"/>
-  </w:num>
-  <w:num w:numId="21">
-    <w:abstractNumId w:val="25"/>
-  </w:num>
-  <w:num w:numId="22">
-    <w:abstractNumId w:val="26"/>
-  </w:num>
-  <w:num w:numId="23">
-    <w:abstractNumId w:val="14"/>
-  </w:num>
-  <w:num w:numId="24">
-    <w:abstractNumId w:val="12"/>
-  </w:num>
   <w:num w:numId="25">
-    <w:abstractNumId w:val="22"/>
+    <w:abstractNumId w:val="21"/>
   </w:num>
   <w:num w:numId="26">
     <w:abstractNumId w:val="0"/>
   </w:num>
   <w:num w:numId="27">
-    <w:abstractNumId w:val="20"/>
+    <w:abstractNumId w:val="19"/>
   </w:num>
   <w:num w:numId="28">
-    <w:abstractNumId w:val="18"/>
-  </w:num>
-  <w:num w:numId="29">
-    <w:abstractNumId w:val="1"/>
+    <w:abstractNumId w:val="17"/>
   </w:num>
 </w:numbering>
 </file>
